--- a/zhs/docx/009.content.docx
+++ b/zhs/docx/009.content.docx
@@ -235,25 +235,7 @@
         <w:rPr>
           <w:lang w:val="zh_CN" w:bidi="zh_CN"/>
         </w:rPr>
-        <w:t>时，你是在与神沟通。 你可能会</w:t>
-      </w:r>
-      <w:hyperlink r:id="rId13">
-        <w:r>
-          <w:rPr>
-            <w:lang w:val="zh_CN" w:bidi="zh_CN"/>
-          </w:rPr>
-          <w:rPr>
-            <w:color w:val="0000EE"/>
-            <w:u w:val="single"/>
-          </w:rPr>
-          <w:t>赞美</w:t>
-        </w:r>
-      </w:hyperlink>
-      <w:r>
-        <w:rPr>
-          <w:lang w:val="zh_CN" w:bidi="zh_CN"/>
-        </w:rPr>
-        <w:t>祂，感谢祂，请求祂帮助，告诉祂你做的错事，请祂帮助其他人，或者你可能只是向祂哭泣，因为你感到非常难过。 在圣经中，所有这些事情都是祷告的一部分。</w:t>
+        <w:t>时，你是在与神沟通。 你可能会赞美祂，感谢祂，请求祂帮助，告诉祂你做的错事，请祂帮助其他人，或者你可能只是向祂哭泣，因为你感到非常难过。 在圣经中，所有这些事情都是祷告的一部分。</w:t>
       </w:r>
     </w:p>
     <w:p>
@@ -281,61 +263,19 @@
         <w:rPr>
           <w:lang w:val="zh_CN" w:bidi="zh_CN"/>
         </w:rPr>
-        <w:t>有时人们可以同时一起祷告。 圣经中的许多诗篇是祷告文，当</w:t>
-      </w:r>
-      <w:hyperlink r:id="rId14">
-        <w:r>
-          <w:rPr>
-            <w:lang w:val="zh_CN" w:bidi="zh_CN"/>
-          </w:rPr>
-          <w:rPr>
-            <w:color w:val="0000EE"/>
-            <w:u w:val="single"/>
-          </w:rPr>
-          <w:t>以色列人</w:t>
-        </w:r>
-      </w:hyperlink>
-      <w:r>
-        <w:rPr>
-          <w:lang w:val="zh_CN" w:bidi="zh_CN"/>
-        </w:rPr>
-        <w:t>聚集在</w:t>
-      </w:r>
-      <w:hyperlink r:id="rId15">
-        <w:r>
-          <w:rPr>
-            <w:lang w:val="zh_CN" w:bidi="zh_CN"/>
-          </w:rPr>
-          <w:rPr>
-            <w:color w:val="0000EE"/>
-            <w:u w:val="single"/>
-          </w:rPr>
-          <w:t>圣殿</w:t>
-        </w:r>
-      </w:hyperlink>
-      <w:r>
-        <w:rPr>
-          <w:lang w:val="zh_CN" w:bidi="zh_CN"/>
-        </w:rPr>
-        <w:t>中</w:t>
-      </w:r>
-      <w:hyperlink r:id="rId16">
-        <w:r>
-          <w:rPr>
-            <w:lang w:val="zh_CN" w:bidi="zh_CN"/>
-          </w:rPr>
-          <w:rPr>
-            <w:color w:val="0000EE"/>
-            <w:u w:val="single"/>
-          </w:rPr>
-          <w:t>敬拜</w:t>
-        </w:r>
-      </w:hyperlink>
-      <w:r>
-        <w:rPr>
-          <w:lang w:val="zh_CN" w:bidi="zh_CN"/>
-        </w:rPr>
-        <w:t>神时，他们会背诵或唱这些祷告文。</w:t>
+        <w:t>有时人们可以同时一起祷告。 圣经中的许多诗篇是祷告文，当以色列人聚集在</w:t>
+      </w:r>
+      <w:r>
+        <w:rPr>
+          <w:lang w:val="zh_CN" w:bidi="zh_CN"/>
+        </w:rPr>
+        <w:t>圣殿</w:t>
+      </w:r>
+      <w:r>
+        <w:rPr>
+          <w:lang w:val="zh_CN" w:bidi="zh_CN"/>
+        </w:rPr>
+        <w:t>中敬拜神时，他们会背诵或唱这些祷告文。</w:t>
       </w:r>
     </w:p>
     <w:p>
@@ -447,7 +387,7 @@
           <w:lang w:val="zh_CN" w:bidi="zh_CN"/>
         </w:rPr>
       </w:r>
-      <w:hyperlink r:id="rId17">
+      <w:hyperlink r:id="rId13">
         <w:r>
           <w:rPr>
             <w:lang w:val="zh_CN" w:bidi="zh_CN"/>
@@ -539,18 +479,12 @@
         </w:rPr>
         <w:t>。 神的话语指的是神告诉人们的一切。 神或是直接对人说话，或是通过</w:t>
       </w:r>
-      <w:hyperlink r:id="rId18">
-        <w:r>
-          <w:rPr>
-            <w:lang w:val="zh_CN" w:bidi="zh_CN"/>
-          </w:rPr>
-          <w:rPr>
-            <w:color w:val="0000EE"/>
-            <w:u w:val="single"/>
-          </w:rPr>
-          <w:t>先知</w:t>
-        </w:r>
-      </w:hyperlink>
+      <w:r>
+        <w:rPr>
+          <w:lang w:val="zh_CN" w:bidi="zh_CN"/>
+        </w:rPr>
+        <w:t>先知</w:t>
+      </w:r>
       <w:r>
         <w:rPr>
           <w:lang w:val="zh_CN" w:bidi="zh_CN"/>
@@ -571,18 +505,12 @@
         </w:rPr>
         <w:t>在新约里，当人们谈到"道"或"神的道"或"主的道"时，通常是指耶稣已经来到世上的</w:t>
       </w:r>
-      <w:hyperlink r:id="rId19">
-        <w:r>
-          <w:rPr>
-            <w:lang w:val="zh_CN" w:bidi="zh_CN"/>
-          </w:rPr>
-          <w:rPr>
-            <w:color w:val="0000EE"/>
-            <w:u w:val="single"/>
-          </w:rPr>
-          <w:t>好消息</w:t>
-        </w:r>
-      </w:hyperlink>
+      <w:r>
+        <w:rPr>
+          <w:lang w:val="zh_CN" w:bidi="zh_CN"/>
+        </w:rPr>
+        <w:t>好消息</w:t>
+      </w:r>
       <w:r>
         <w:rPr>
           <w:lang w:val="zh_CN" w:bidi="zh_CN"/>
@@ -603,18 +531,12 @@
         </w:rPr>
         <w:t>人们可以通过</w:t>
       </w:r>
-      <w:hyperlink r:id="rId20">
-        <w:r>
-          <w:rPr>
-            <w:lang w:val="zh_CN" w:bidi="zh_CN"/>
-          </w:rPr>
-          <w:rPr>
-            <w:color w:val="0000EE"/>
-            <w:u w:val="single"/>
-          </w:rPr>
-          <w:t>经文</w:t>
-        </w:r>
-      </w:hyperlink>
+      <w:r>
+        <w:rPr>
+          <w:lang w:val="zh_CN" w:bidi="zh_CN"/>
+        </w:rPr>
+        <w:t>经文</w:t>
+      </w:r>
       <w:r>
         <w:rPr>
           <w:lang w:val="zh_CN" w:bidi="zh_CN"/>
@@ -674,7 +596,7 @@
           <w:lang w:val="zh_CN" w:bidi="zh_CN"/>
         </w:rPr>
       </w:r>
-      <w:hyperlink r:id="rId17">
+      <w:hyperlink r:id="rId13">
         <w:r>
           <w:rPr>
             <w:lang w:val="zh_CN" w:bidi="zh_CN"/>

--- a/zhs/docx/009.content.docx
+++ b/zhs/docx/009.content.docx
@@ -361,23 +361,12 @@
         <w:rPr>
           <w:lang w:val="zh_CN" w:bidi="zh_CN"/>
         </w:rPr>
-        <w:t>祷告</w:t>
-      </w:r>
-      <w:r>
-        <w:rPr>
-          <w:lang w:val="zh_CN" w:bidi="zh_CN"/>
-        </w:rPr>
-      </w:r>
-    </w:p>
-    <w:p>
-      <w:pPr>
-        <w:pStyle w:val="Heading4"/>
-      </w:pPr>
-      <w:r>
-        <w:rPr>
-          <w:lang w:val="zh_CN" w:bidi="zh_CN"/>
-        </w:rPr>
-        <w:t>Audio Content</w:t>
+        <w:t>道</w:t>
+      </w:r>
+      <w:r>
+        <w:rPr>
+          <w:lang w:val="zh_CN" w:bidi="zh_CN"/>
+        </w:rPr>
       </w:r>
     </w:p>
     <w:p>
@@ -387,33 +376,49 @@
           <w:lang w:val="zh_CN" w:bidi="zh_CN"/>
         </w:rPr>
       </w:r>
-      <w:hyperlink r:id="rId13">
-        <w:r>
-          <w:rPr>
-            <w:lang w:val="zh_CN" w:bidi="zh_CN"/>
-          </w:rPr>
-          <w:rPr>
-            <w:color w:val="0000EE"/>
-            <w:u w:val="single"/>
-          </w:rPr>
-          <w:t>mp3 file</w:t>
-        </w:r>
-      </w:hyperlink>
-      <w:r>
-        <w:rPr>
-          <w:lang w:val="zh_CN" w:bidi="zh_CN"/>
-        </w:rPr>
-        <w:t xml:space="preserve"> (None KB)</w:t>
-      </w:r>
-      <w:r>
-        <w:rPr>
-          <w:lang w:val="zh_CN" w:bidi="zh_CN"/>
-        </w:rPr>
-      </w:r>
-      <w:r>
-        <w:rPr>
-          <w:lang w:val="zh_CN" w:bidi="zh_CN"/>
-        </w:rPr>
+      <w:r>
+        <w:rPr>
+          <w:lang w:val="zh_CN" w:bidi="zh_CN"/>
+        </w:rPr>
+        <w:t>在圣经中，</w:t>
+      </w:r>
+      <w:r>
+        <w:rPr>
+          <w:b/>
+          <w:lang w:val="zh_CN" w:bidi="zh_CN"/>
+        </w:rPr>
+        <w:t>道</w:t>
+      </w:r>
+      <w:r>
+        <w:rPr>
+          <w:lang w:val="zh_CN" w:bidi="zh_CN"/>
+        </w:rPr>
+        <w:t>通常指</w:t>
+      </w:r>
+      <w:r>
+        <w:rPr>
+          <w:b/>
+          <w:lang w:val="zh_CN" w:bidi="zh_CN"/>
+        </w:rPr>
+        <w:t>神的话</w:t>
+      </w:r>
+      <w:r>
+        <w:rPr>
+          <w:lang w:val="zh_CN" w:bidi="zh_CN"/>
+        </w:rPr>
+        <w:t>。 神的话语指的是神告诉人们的一切。 神或是直接对人说话，或是通过</w:t>
+      </w:r>
+      <w:r>
+        <w:rPr>
+          <w:lang w:val="zh_CN" w:bidi="zh_CN"/>
+        </w:rPr>
+        <w:t>先知</w:t>
+      </w:r>
+      <w:r>
+        <w:rPr>
+          <w:lang w:val="zh_CN" w:bidi="zh_CN"/>
+        </w:rPr>
+        <w:t>对人说话。神也藉著祂的行动说话：当人们看到神正在做什么时，人们就能明白祂对他们说的话。</w:t>
       </w:r>
     </w:p>
     <w:p>
@@ -423,21 +428,23 @@
           <w:lang w:val="zh_CN" w:bidi="zh_CN"/>
         </w:rPr>
       </w:r>
-    </w:p>
-    <w:p>
-      <w:pPr>
-        <w:pStyle w:val="Heading2"/>
-      </w:pPr>
-      <w:r>
-        <w:rPr>
-          <w:lang w:val="zh_CN" w:bidi="zh_CN"/>
-        </w:rPr>
-        <w:t>道</w:t>
-      </w:r>
-      <w:r>
-        <w:rPr>
-          <w:lang w:val="zh_CN" w:bidi="zh_CN"/>
-        </w:rPr>
+      <w:r>
+        <w:rPr>
+          <w:lang w:val="zh_CN" w:bidi="zh_CN"/>
+        </w:rPr>
+        <w:t>在新约里，当人们谈到"道"或"神的道"或"主的道"时，通常是指耶稣已经来到世上的</w:t>
+      </w:r>
+      <w:r>
+        <w:rPr>
+          <w:lang w:val="zh_CN" w:bidi="zh_CN"/>
+        </w:rPr>
+        <w:t>好消息</w:t>
+      </w:r>
+      <w:r>
+        <w:rPr>
+          <w:lang w:val="zh_CN" w:bidi="zh_CN"/>
+        </w:rPr>
+        <w:t>。</w:t>
       </w:r>
     </w:p>
     <w:p>
@@ -451,84 +458,6 @@
         <w:rPr>
           <w:lang w:val="zh_CN" w:bidi="zh_CN"/>
         </w:rPr>
-        <w:t>在圣经中，</w:t>
-      </w:r>
-      <w:r>
-        <w:rPr>
-          <w:b/>
-          <w:lang w:val="zh_CN" w:bidi="zh_CN"/>
-        </w:rPr>
-        <w:t>道</w:t>
-      </w:r>
-      <w:r>
-        <w:rPr>
-          <w:lang w:val="zh_CN" w:bidi="zh_CN"/>
-        </w:rPr>
-        <w:t>通常指</w:t>
-      </w:r>
-      <w:r>
-        <w:rPr>
-          <w:b/>
-          <w:lang w:val="zh_CN" w:bidi="zh_CN"/>
-        </w:rPr>
-        <w:t>神的话</w:t>
-      </w:r>
-      <w:r>
-        <w:rPr>
-          <w:lang w:val="zh_CN" w:bidi="zh_CN"/>
-        </w:rPr>
-        <w:t>。 神的话语指的是神告诉人们的一切。 神或是直接对人说话，或是通过</w:t>
-      </w:r>
-      <w:r>
-        <w:rPr>
-          <w:lang w:val="zh_CN" w:bidi="zh_CN"/>
-        </w:rPr>
-        <w:t>先知</w:t>
-      </w:r>
-      <w:r>
-        <w:rPr>
-          <w:lang w:val="zh_CN" w:bidi="zh_CN"/>
-        </w:rPr>
-        <w:t>对人说话。神也藉著祂的行动说话：当人们看到神正在做什么时，人们就能明白祂对他们说的话。</w:t>
-      </w:r>
-    </w:p>
-    <w:p>
-      <w:pPr/>
-      <w:r>
-        <w:rPr>
-          <w:lang w:val="zh_CN" w:bidi="zh_CN"/>
-        </w:rPr>
-      </w:r>
-      <w:r>
-        <w:rPr>
-          <w:lang w:val="zh_CN" w:bidi="zh_CN"/>
-        </w:rPr>
-        <w:t>在新约里，当人们谈到"道"或"神的道"或"主的道"时，通常是指耶稣已经来到世上的</w:t>
-      </w:r>
-      <w:r>
-        <w:rPr>
-          <w:lang w:val="zh_CN" w:bidi="zh_CN"/>
-        </w:rPr>
-        <w:t>好消息</w:t>
-      </w:r>
-      <w:r>
-        <w:rPr>
-          <w:lang w:val="zh_CN" w:bidi="zh_CN"/>
-        </w:rPr>
-        <w:t>。</w:t>
-      </w:r>
-    </w:p>
-    <w:p>
-      <w:pPr/>
-      <w:r>
-        <w:rPr>
-          <w:lang w:val="zh_CN" w:bidi="zh_CN"/>
-        </w:rPr>
-      </w:r>
-      <w:r>
-        <w:rPr>
-          <w:lang w:val="zh_CN" w:bidi="zh_CN"/>
-        </w:rPr>
         <w:t>人们可以通过</w:t>
       </w:r>
       <w:r>
@@ -542,77 +471,6 @@
           <w:lang w:val="zh_CN" w:bidi="zh_CN"/>
         </w:rPr>
         <w:t>——圣经——知道神要告诉他们什么。 因此，人们也称经文为"神的话"。</w:t>
-      </w:r>
-      <w:r>
-        <w:rPr>
-          <w:lang w:val="zh_CN" w:bidi="zh_CN"/>
-        </w:rPr>
-      </w:r>
-      <w:r>
-        <w:rPr>
-          <w:lang w:val="zh_CN" w:bidi="zh_CN"/>
-        </w:rPr>
-      </w:r>
-    </w:p>
-    <w:p>
-      <w:pPr/>
-      <w:r>
-        <w:rPr>
-          <w:lang w:val="zh_CN" w:bidi="zh_CN"/>
-        </w:rPr>
-      </w:r>
-    </w:p>
-    <w:p>
-      <w:pPr>
-        <w:pStyle w:val="Heading2"/>
-      </w:pPr>
-      <w:r>
-        <w:rPr>
-          <w:lang w:val="zh_CN" w:bidi="zh_CN"/>
-        </w:rPr>
-        <w:t>道</w:t>
-      </w:r>
-      <w:r>
-        <w:rPr>
-          <w:lang w:val="zh_CN" w:bidi="zh_CN"/>
-        </w:rPr>
-      </w:r>
-    </w:p>
-    <w:p>
-      <w:pPr>
-        <w:pStyle w:val="Heading4"/>
-      </w:pPr>
-      <w:r>
-        <w:rPr>
-          <w:lang w:val="zh_CN" w:bidi="zh_CN"/>
-        </w:rPr>
-        <w:t>Audio Content</w:t>
-      </w:r>
-    </w:p>
-    <w:p>
-      <w:pPr/>
-      <w:r>
-        <w:rPr>
-          <w:lang w:val="zh_CN" w:bidi="zh_CN"/>
-        </w:rPr>
-      </w:r>
-      <w:hyperlink r:id="rId13">
-        <w:r>
-          <w:rPr>
-            <w:lang w:val="zh_CN" w:bidi="zh_CN"/>
-          </w:rPr>
-          <w:rPr>
-            <w:color w:val="0000EE"/>
-            <w:u w:val="single"/>
-          </w:rPr>
-          <w:t>mp3 file</w:t>
-        </w:r>
-      </w:hyperlink>
-      <w:r>
-        <w:rPr>
-          <w:lang w:val="zh_CN" w:bidi="zh_CN"/>
-        </w:rPr>
-        <w:t xml:space="preserve"> (None KB)</w:t>
       </w:r>
       <w:r>
         <w:rPr>

--- a/zhs/docx/009.content.docx
+++ b/zhs/docx/009.content.docx
@@ -235,7 +235,25 @@
         <w:rPr>
           <w:lang w:val="zh_CN" w:bidi="zh_CN"/>
         </w:rPr>
-        <w:t>时，你是在与神沟通。 你可能会赞美祂，感谢祂，请求祂帮助，告诉祂你做的错事，请祂帮助其他人，或者你可能只是向祂哭泣，因为你感到非常难过。 在圣经中，所有这些事情都是祷告的一部分。</w:t>
+        <w:t>时，你是在与神沟通。 你可能会</w:t>
+      </w:r>
+      <w:hyperlink r:id="rId13">
+        <w:r>
+          <w:rPr>
+            <w:lang w:val="zh_CN" w:bidi="zh_CN"/>
+          </w:rPr>
+          <w:rPr>
+            <w:color w:val="0000EE"/>
+            <w:u w:val="single"/>
+          </w:rPr>
+          <w:t>赞美</w:t>
+        </w:r>
+      </w:hyperlink>
+      <w:r>
+        <w:rPr>
+          <w:lang w:val="zh_CN" w:bidi="zh_CN"/>
+        </w:rPr>
+        <w:t>祂，感谢祂，请求祂帮助，告诉祂你做的错事，请祂帮助其他人，或者你可能只是向祂哭泣，因为你感到非常难过。 在圣经中，所有这些事情都是祷告的一部分。</w:t>
       </w:r>
     </w:p>
     <w:p>
@@ -263,19 +281,61 @@
         <w:rPr>
           <w:lang w:val="zh_CN" w:bidi="zh_CN"/>
         </w:rPr>
-        <w:t>有时人们可以同时一起祷告。 圣经中的许多诗篇是祷告文，当以色列人聚集在</w:t>
-      </w:r>
-      <w:r>
-        <w:rPr>
-          <w:lang w:val="zh_CN" w:bidi="zh_CN"/>
-        </w:rPr>
-        <w:t>圣殿</w:t>
-      </w:r>
-      <w:r>
-        <w:rPr>
-          <w:lang w:val="zh_CN" w:bidi="zh_CN"/>
-        </w:rPr>
-        <w:t>中敬拜神时，他们会背诵或唱这些祷告文。</w:t>
+        <w:t>有时人们可以同时一起祷告。 圣经中的许多诗篇是祷告文，当</w:t>
+      </w:r>
+      <w:hyperlink r:id="rId14">
+        <w:r>
+          <w:rPr>
+            <w:lang w:val="zh_CN" w:bidi="zh_CN"/>
+          </w:rPr>
+          <w:rPr>
+            <w:color w:val="0000EE"/>
+            <w:u w:val="single"/>
+          </w:rPr>
+          <w:t>以色列人</w:t>
+        </w:r>
+      </w:hyperlink>
+      <w:r>
+        <w:rPr>
+          <w:lang w:val="zh_CN" w:bidi="zh_CN"/>
+        </w:rPr>
+        <w:t>聚集在</w:t>
+      </w:r>
+      <w:hyperlink r:id="rId15">
+        <w:r>
+          <w:rPr>
+            <w:lang w:val="zh_CN" w:bidi="zh_CN"/>
+          </w:rPr>
+          <w:rPr>
+            <w:color w:val="0000EE"/>
+            <w:u w:val="single"/>
+          </w:rPr>
+          <w:t>圣殿</w:t>
+        </w:r>
+      </w:hyperlink>
+      <w:r>
+        <w:rPr>
+          <w:lang w:val="zh_CN" w:bidi="zh_CN"/>
+        </w:rPr>
+        <w:t>中</w:t>
+      </w:r>
+      <w:hyperlink r:id="rId16">
+        <w:r>
+          <w:rPr>
+            <w:lang w:val="zh_CN" w:bidi="zh_CN"/>
+          </w:rPr>
+          <w:rPr>
+            <w:color w:val="0000EE"/>
+            <w:u w:val="single"/>
+          </w:rPr>
+          <w:t>敬拜</w:t>
+        </w:r>
+      </w:hyperlink>
+      <w:r>
+        <w:rPr>
+          <w:lang w:val="zh_CN" w:bidi="zh_CN"/>
+        </w:rPr>
+        <w:t>神时，他们会背诵或唱这些祷告文。</w:t>
       </w:r>
     </w:p>
     <w:p>
@@ -408,12 +468,18 @@
         </w:rPr>
         <w:t>。 神的话语指的是神告诉人们的一切。 神或是直接对人说话，或是通过</w:t>
       </w:r>
-      <w:r>
-        <w:rPr>
-          <w:lang w:val="zh_CN" w:bidi="zh_CN"/>
-        </w:rPr>
-        <w:t>先知</w:t>
-      </w:r>
+      <w:hyperlink r:id="rId17">
+        <w:r>
+          <w:rPr>
+            <w:lang w:val="zh_CN" w:bidi="zh_CN"/>
+          </w:rPr>
+          <w:rPr>
+            <w:color w:val="0000EE"/>
+            <w:u w:val="single"/>
+          </w:rPr>
+          <w:t>先知</w:t>
+        </w:r>
+      </w:hyperlink>
       <w:r>
         <w:rPr>
           <w:lang w:val="zh_CN" w:bidi="zh_CN"/>
@@ -434,12 +500,18 @@
         </w:rPr>
         <w:t>在新约里，当人们谈到"道"或"神的道"或"主的道"时，通常是指耶稣已经来到世上的</w:t>
       </w:r>
-      <w:r>
-        <w:rPr>
-          <w:lang w:val="zh_CN" w:bidi="zh_CN"/>
-        </w:rPr>
-        <w:t>好消息</w:t>
-      </w:r>
+      <w:hyperlink r:id="rId18">
+        <w:r>
+          <w:rPr>
+            <w:lang w:val="zh_CN" w:bidi="zh_CN"/>
+          </w:rPr>
+          <w:rPr>
+            <w:color w:val="0000EE"/>
+            <w:u w:val="single"/>
+          </w:rPr>
+          <w:t>好消息</w:t>
+        </w:r>
+      </w:hyperlink>
       <w:r>
         <w:rPr>
           <w:lang w:val="zh_CN" w:bidi="zh_CN"/>
@@ -460,12 +532,18 @@
         </w:rPr>
         <w:t>人们可以通过</w:t>
       </w:r>
-      <w:r>
-        <w:rPr>
-          <w:lang w:val="zh_CN" w:bidi="zh_CN"/>
-        </w:rPr>
-        <w:t>经文</w:t>
-      </w:r>
+      <w:hyperlink r:id="rId19">
+        <w:r>
+          <w:rPr>
+            <w:lang w:val="zh_CN" w:bidi="zh_CN"/>
+          </w:rPr>
+          <w:rPr>
+            <w:color w:val="0000EE"/>
+            <w:u w:val="single"/>
+          </w:rPr>
+          <w:t>经文</w:t>
+        </w:r>
+      </w:hyperlink>
       <w:r>
         <w:rPr>
           <w:lang w:val="zh_CN" w:bidi="zh_CN"/>
